--- a/Печать-02 под картинки.docx
+++ b/Печать-02 под картинки.docx
@@ -77,6 +77,8 @@
       <w:pPr>
         <w:pStyle w:val="8"/>
       </w:pPr>
+      <w:bookmarkStart w:id="19" w:name="_GoBack"/>
+      <w:bookmarkEnd w:id="19"/>
       <w:r>
         <w:rPr>
           <w:rFonts w:hint="default" w:ascii="Sitka Small" w:hAnsi="Sitka Small"/>
@@ -126,7 +128,7 @@
           <w:color w:val="033261" w:themeColor="hyperlink" w:themeShade="80"/>
           <w:szCs w:val="20"/>
         </w:rPr>
-        <w:instrText xml:space="preserve"> HYPERLINK \l _Toc922 </w:instrText>
+        <w:instrText xml:space="preserve"> HYPERLINK \l _Toc6029 </w:instrText>
       </w:r>
       <w:r>
         <w:rPr>
@@ -163,7 +165,7 @@
         <w:fldChar w:fldCharType="begin"/>
       </w:r>
       <w:r>
-        <w:instrText xml:space="preserve"> PAGEREF _Toc922 \h </w:instrText>
+        <w:instrText xml:space="preserve"> PAGEREF _Toc6029 \h </w:instrText>
       </w:r>
       <w:r>
         <w:fldChar w:fldCharType="separate"/>
@@ -204,7 +206,7 @@
           <w:color w:val="033261" w:themeColor="hyperlink" w:themeShade="80"/>
           <w:szCs w:val="20"/>
         </w:rPr>
-        <w:instrText xml:space="preserve"> HYPERLINK \l _Toc16937 </w:instrText>
+        <w:instrText xml:space="preserve"> HYPERLINK \l _Toc22236 </w:instrText>
       </w:r>
       <w:r>
         <w:rPr>
@@ -243,7 +245,7 @@
         <w:fldChar w:fldCharType="begin"/>
       </w:r>
       <w:r>
-        <w:instrText xml:space="preserve"> PAGEREF _Toc16937 \h </w:instrText>
+        <w:instrText xml:space="preserve"> PAGEREF _Toc22236 \h </w:instrText>
       </w:r>
       <w:r>
         <w:fldChar w:fldCharType="separate"/>
@@ -284,7 +286,7 @@
           <w:color w:val="033261" w:themeColor="hyperlink" w:themeShade="80"/>
           <w:szCs w:val="20"/>
         </w:rPr>
-        <w:instrText xml:space="preserve"> HYPERLINK \l _Toc28137 </w:instrText>
+        <w:instrText xml:space="preserve"> HYPERLINK \l _Toc24873 </w:instrText>
       </w:r>
       <w:r>
         <w:rPr>
@@ -323,7 +325,7 @@
         <w:fldChar w:fldCharType="begin"/>
       </w:r>
       <w:r>
-        <w:instrText xml:space="preserve"> PAGEREF _Toc28137 \h </w:instrText>
+        <w:instrText xml:space="preserve"> PAGEREF _Toc24873 \h </w:instrText>
       </w:r>
       <w:r>
         <w:fldChar w:fldCharType="separate"/>
@@ -364,7 +366,7 @@
           <w:color w:val="033261" w:themeColor="hyperlink" w:themeShade="80"/>
           <w:szCs w:val="20"/>
         </w:rPr>
-        <w:instrText xml:space="preserve"> HYPERLINK \l _Toc11668 </w:instrText>
+        <w:instrText xml:space="preserve"> HYPERLINK \l _Toc22213 </w:instrText>
       </w:r>
       <w:r>
         <w:rPr>
@@ -403,7 +405,7 @@
         <w:fldChar w:fldCharType="begin"/>
       </w:r>
       <w:r>
-        <w:instrText xml:space="preserve"> PAGEREF _Toc11668 \h </w:instrText>
+        <w:instrText xml:space="preserve"> PAGEREF _Toc22213 \h </w:instrText>
       </w:r>
       <w:r>
         <w:fldChar w:fldCharType="separate"/>
@@ -444,7 +446,7 @@
           <w:color w:val="033261" w:themeColor="hyperlink" w:themeShade="80"/>
           <w:szCs w:val="20"/>
         </w:rPr>
-        <w:instrText xml:space="preserve"> HYPERLINK \l _Toc31298 </w:instrText>
+        <w:instrText xml:space="preserve"> HYPERLINK \l _Toc12503 </w:instrText>
       </w:r>
       <w:r>
         <w:rPr>
@@ -483,7 +485,7 @@
         <w:fldChar w:fldCharType="begin"/>
       </w:r>
       <w:r>
-        <w:instrText xml:space="preserve"> PAGEREF _Toc31298 \h </w:instrText>
+        <w:instrText xml:space="preserve"> PAGEREF _Toc12503 \h </w:instrText>
       </w:r>
       <w:r>
         <w:fldChar w:fldCharType="separate"/>
@@ -524,7 +526,7 @@
           <w:color w:val="033261" w:themeColor="hyperlink" w:themeShade="80"/>
           <w:szCs w:val="20"/>
         </w:rPr>
-        <w:instrText xml:space="preserve"> HYPERLINK \l _Toc13268 </w:instrText>
+        <w:instrText xml:space="preserve"> HYPERLINK \l _Toc18590 </w:instrText>
       </w:r>
       <w:r>
         <w:rPr>
@@ -563,7 +565,7 @@
         <w:fldChar w:fldCharType="begin"/>
       </w:r>
       <w:r>
-        <w:instrText xml:space="preserve"> PAGEREF _Toc13268 \h </w:instrText>
+        <w:instrText xml:space="preserve"> PAGEREF _Toc18590 \h </w:instrText>
       </w:r>
       <w:r>
         <w:fldChar w:fldCharType="separate"/>
@@ -604,7 +606,7 @@
           <w:color w:val="033261" w:themeColor="hyperlink" w:themeShade="80"/>
           <w:szCs w:val="20"/>
         </w:rPr>
-        <w:instrText xml:space="preserve"> HYPERLINK \l _Toc8247 </w:instrText>
+        <w:instrText xml:space="preserve"> HYPERLINK \l _Toc19264 </w:instrText>
       </w:r>
       <w:r>
         <w:rPr>
@@ -643,7 +645,7 @@
         <w:fldChar w:fldCharType="begin"/>
       </w:r>
       <w:r>
-        <w:instrText xml:space="preserve"> PAGEREF _Toc8247 \h </w:instrText>
+        <w:instrText xml:space="preserve"> PAGEREF _Toc19264 \h </w:instrText>
       </w:r>
       <w:r>
         <w:fldChar w:fldCharType="separate"/>
@@ -684,7 +686,7 @@
           <w:color w:val="033261" w:themeColor="hyperlink" w:themeShade="80"/>
           <w:szCs w:val="20"/>
         </w:rPr>
-        <w:instrText xml:space="preserve"> HYPERLINK \l _Toc26615 </w:instrText>
+        <w:instrText xml:space="preserve"> HYPERLINK \l _Toc29099 </w:instrText>
       </w:r>
       <w:r>
         <w:rPr>
@@ -723,7 +725,7 @@
         <w:fldChar w:fldCharType="begin"/>
       </w:r>
       <w:r>
-        <w:instrText xml:space="preserve"> PAGEREF _Toc26615 \h </w:instrText>
+        <w:instrText xml:space="preserve"> PAGEREF _Toc29099 \h </w:instrText>
       </w:r>
       <w:r>
         <w:fldChar w:fldCharType="separate"/>
@@ -764,7 +766,7 @@
           <w:color w:val="033261" w:themeColor="hyperlink" w:themeShade="80"/>
           <w:szCs w:val="20"/>
         </w:rPr>
-        <w:instrText xml:space="preserve"> HYPERLINK \l _Toc8562 </w:instrText>
+        <w:instrText xml:space="preserve"> HYPERLINK \l _Toc3818 </w:instrText>
       </w:r>
       <w:r>
         <w:rPr>
@@ -803,7 +805,7 @@
         <w:fldChar w:fldCharType="begin"/>
       </w:r>
       <w:r>
-        <w:instrText xml:space="preserve"> PAGEREF _Toc8562 \h </w:instrText>
+        <w:instrText xml:space="preserve"> PAGEREF _Toc3818 \h </w:instrText>
       </w:r>
       <w:r>
         <w:fldChar w:fldCharType="separate"/>
@@ -844,7 +846,7 @@
           <w:color w:val="033261" w:themeColor="hyperlink" w:themeShade="80"/>
           <w:szCs w:val="20"/>
         </w:rPr>
-        <w:instrText xml:space="preserve"> HYPERLINK \l _Toc23679 </w:instrText>
+        <w:instrText xml:space="preserve"> HYPERLINK \l _Toc29534 </w:instrText>
       </w:r>
       <w:r>
         <w:rPr>
@@ -869,7 +871,7 @@
         <w:fldChar w:fldCharType="begin"/>
       </w:r>
       <w:r>
-        <w:instrText xml:space="preserve"> PAGEREF _Toc23679 \h </w:instrText>
+        <w:instrText xml:space="preserve"> PAGEREF _Toc29534 \h </w:instrText>
       </w:r>
       <w:r>
         <w:fldChar w:fldCharType="separate"/>
@@ -910,7 +912,7 @@
           <w:color w:val="033261" w:themeColor="hyperlink" w:themeShade="80"/>
           <w:szCs w:val="20"/>
         </w:rPr>
-        <w:instrText xml:space="preserve"> HYPERLINK \l _Toc26567 </w:instrText>
+        <w:instrText xml:space="preserve"> HYPERLINK \l _Toc2143 </w:instrText>
       </w:r>
       <w:r>
         <w:rPr>
@@ -935,7 +937,7 @@
         <w:fldChar w:fldCharType="begin"/>
       </w:r>
       <w:r>
-        <w:instrText xml:space="preserve"> PAGEREF _Toc26567 \h </w:instrText>
+        <w:instrText xml:space="preserve"> PAGEREF _Toc2143 \h </w:instrText>
       </w:r>
       <w:r>
         <w:fldChar w:fldCharType="separate"/>
@@ -976,7 +978,7 @@
           <w:color w:val="033261" w:themeColor="hyperlink" w:themeShade="80"/>
           <w:szCs w:val="20"/>
         </w:rPr>
-        <w:instrText xml:space="preserve"> HYPERLINK \l _Toc30672 </w:instrText>
+        <w:instrText xml:space="preserve"> HYPERLINK \l _Toc23924 </w:instrText>
       </w:r>
       <w:r>
         <w:rPr>
@@ -1000,7 +1002,7 @@
         <w:fldChar w:fldCharType="begin"/>
       </w:r>
       <w:r>
-        <w:instrText xml:space="preserve"> PAGEREF _Toc30672 \h </w:instrText>
+        <w:instrText xml:space="preserve"> PAGEREF _Toc23924 \h </w:instrText>
       </w:r>
       <w:r>
         <w:fldChar w:fldCharType="separate"/>
@@ -1041,7 +1043,7 @@
           <w:color w:val="033261" w:themeColor="hyperlink" w:themeShade="80"/>
           <w:szCs w:val="20"/>
         </w:rPr>
-        <w:instrText xml:space="preserve"> HYPERLINK \l _Toc15495 </w:instrText>
+        <w:instrText xml:space="preserve"> HYPERLINK \l _Toc20569 </w:instrText>
       </w:r>
       <w:r>
         <w:rPr>
@@ -1066,7 +1068,7 @@
         <w:fldChar w:fldCharType="begin"/>
       </w:r>
       <w:r>
-        <w:instrText xml:space="preserve"> PAGEREF _Toc15495 \h </w:instrText>
+        <w:instrText xml:space="preserve"> PAGEREF _Toc20569 \h </w:instrText>
       </w:r>
       <w:r>
         <w:fldChar w:fldCharType="separate"/>
@@ -1107,7 +1109,7 @@
           <w:color w:val="033261" w:themeColor="hyperlink" w:themeShade="80"/>
           <w:szCs w:val="20"/>
         </w:rPr>
-        <w:instrText xml:space="preserve"> HYPERLINK \l _Toc12447 </w:instrText>
+        <w:instrText xml:space="preserve"> HYPERLINK \l _Toc21995 </w:instrText>
       </w:r>
       <w:r>
         <w:rPr>
@@ -1132,7 +1134,7 @@
         <w:fldChar w:fldCharType="begin"/>
       </w:r>
       <w:r>
-        <w:instrText xml:space="preserve"> PAGEREF _Toc12447 \h </w:instrText>
+        <w:instrText xml:space="preserve"> PAGEREF _Toc21995 \h </w:instrText>
       </w:r>
       <w:r>
         <w:fldChar w:fldCharType="separate"/>
@@ -1173,7 +1175,7 @@
           <w:color w:val="033261" w:themeColor="hyperlink" w:themeShade="80"/>
           <w:szCs w:val="20"/>
         </w:rPr>
-        <w:instrText xml:space="preserve"> HYPERLINK \l _Toc27532 </w:instrText>
+        <w:instrText xml:space="preserve"> HYPERLINK \l _Toc19559 </w:instrText>
       </w:r>
       <w:r>
         <w:rPr>
@@ -1198,7 +1200,7 @@
         <w:fldChar w:fldCharType="begin"/>
       </w:r>
       <w:r>
-        <w:instrText xml:space="preserve"> PAGEREF _Toc27532 \h </w:instrText>
+        <w:instrText xml:space="preserve"> PAGEREF _Toc19559 \h </w:instrText>
       </w:r>
       <w:r>
         <w:fldChar w:fldCharType="separate"/>
@@ -1239,7 +1241,7 @@
           <w:color w:val="033261" w:themeColor="hyperlink" w:themeShade="80"/>
           <w:szCs w:val="20"/>
         </w:rPr>
-        <w:instrText xml:space="preserve"> HYPERLINK \l _Toc7003 </w:instrText>
+        <w:instrText xml:space="preserve"> HYPERLINK \l _Toc11664 </w:instrText>
       </w:r>
       <w:r>
         <w:rPr>
@@ -1264,7 +1266,7 @@
         <w:fldChar w:fldCharType="begin"/>
       </w:r>
       <w:r>
-        <w:instrText xml:space="preserve"> PAGEREF _Toc7003 \h </w:instrText>
+        <w:instrText xml:space="preserve"> PAGEREF _Toc11664 \h </w:instrText>
       </w:r>
       <w:r>
         <w:fldChar w:fldCharType="separate"/>
@@ -1305,7 +1307,7 @@
           <w:color w:val="033261" w:themeColor="hyperlink" w:themeShade="80"/>
           <w:szCs w:val="20"/>
         </w:rPr>
-        <w:instrText xml:space="preserve"> HYPERLINK \l _Toc14240 </w:instrText>
+        <w:instrText xml:space="preserve"> HYPERLINK \l _Toc28074 </w:instrText>
       </w:r>
       <w:r>
         <w:rPr>
@@ -1330,7 +1332,7 @@
         <w:fldChar w:fldCharType="begin"/>
       </w:r>
       <w:r>
-        <w:instrText xml:space="preserve"> PAGEREF _Toc14240 \h </w:instrText>
+        <w:instrText xml:space="preserve"> PAGEREF _Toc28074 \h </w:instrText>
       </w:r>
       <w:r>
         <w:fldChar w:fldCharType="separate"/>
@@ -1371,7 +1373,7 @@
           <w:color w:val="033261" w:themeColor="hyperlink" w:themeShade="80"/>
           <w:szCs w:val="20"/>
         </w:rPr>
-        <w:instrText xml:space="preserve"> HYPERLINK \l _Toc14186 </w:instrText>
+        <w:instrText xml:space="preserve"> HYPERLINK \l _Toc11847 </w:instrText>
       </w:r>
       <w:r>
         <w:rPr>
@@ -1396,7 +1398,7 @@
         <w:fldChar w:fldCharType="begin"/>
       </w:r>
       <w:r>
-        <w:instrText xml:space="preserve"> PAGEREF _Toc14186 \h </w:instrText>
+        <w:instrText xml:space="preserve"> PAGEREF _Toc11847 \h </w:instrText>
       </w:r>
       <w:r>
         <w:fldChar w:fldCharType="separate"/>
@@ -1437,7 +1439,7 @@
           <w:color w:val="033261" w:themeColor="hyperlink" w:themeShade="80"/>
           <w:szCs w:val="20"/>
         </w:rPr>
-        <w:instrText xml:space="preserve"> HYPERLINK \l _Toc29486 </w:instrText>
+        <w:instrText xml:space="preserve"> HYPERLINK \l _Toc9889 </w:instrText>
       </w:r>
       <w:r>
         <w:rPr>
@@ -1462,7 +1464,7 @@
         <w:fldChar w:fldCharType="begin"/>
       </w:r>
       <w:r>
-        <w:instrText xml:space="preserve"> PAGEREF _Toc29486 \h </w:instrText>
+        <w:instrText xml:space="preserve"> PAGEREF _Toc9889 \h </w:instrText>
       </w:r>
       <w:r>
         <w:fldChar w:fldCharType="separate"/>
@@ -1618,7 +1620,7 @@
         </w:rPr>
         <w:br w:type="page"/>
       </w:r>
-      <w:bookmarkStart w:id="0" w:name="_Toc922"/>
+      <w:bookmarkStart w:id="0" w:name="_Toc6029"/>
       <w:r>
         <w:rPr>
           <w:rFonts w:hint="default"/>
@@ -2393,12 +2395,6 @@
             <w:insideH w:val="none" w:color="auto" w:sz="0" w:space="0"/>
             <w:insideV w:val="none" w:color="auto" w:sz="0" w:space="0"/>
           </w:tblBorders>
-          <w:tblCellMar>
-            <w:top w:w="0" w:type="dxa"/>
-            <w:left w:w="108" w:type="dxa"/>
-            <w:bottom w:w="0" w:type="dxa"/>
-            <w:right w:w="108" w:type="dxa"/>
-          </w:tblCellMar>
         </w:tblPrEx>
         <w:tc>
           <w:tcPr>
@@ -2780,12 +2776,6 @@
             <w:insideH w:val="none" w:color="auto" w:sz="0" w:space="0"/>
             <w:insideV w:val="none" w:color="auto" w:sz="0" w:space="0"/>
           </w:tblBorders>
-          <w:tblCellMar>
-            <w:top w:w="0" w:type="dxa"/>
-            <w:left w:w="108" w:type="dxa"/>
-            <w:bottom w:w="0" w:type="dxa"/>
-            <w:right w:w="108" w:type="dxa"/>
-          </w:tblCellMar>
         </w:tblPrEx>
         <w:tc>
           <w:tcPr>
@@ -3802,7 +3792,7 @@
         </w:rPr>
         <w:br w:type="page"/>
       </w:r>
-      <w:bookmarkStart w:id="1" w:name="_Toc16937"/>
+      <w:bookmarkStart w:id="1" w:name="_Toc22236"/>
       <w:r>
         <w:rPr>
           <w:rFonts w:hint="default"/>
@@ -4364,12 +4354,6 @@
             <w:insideH w:val="none" w:color="auto" w:sz="0" w:space="0"/>
             <w:insideV w:val="none" w:color="auto" w:sz="0" w:space="0"/>
           </w:tblBorders>
-          <w:tblCellMar>
-            <w:top w:w="0" w:type="dxa"/>
-            <w:left w:w="108" w:type="dxa"/>
-            <w:bottom w:w="0" w:type="dxa"/>
-            <w:right w:w="108" w:type="dxa"/>
-          </w:tblCellMar>
         </w:tblPrEx>
         <w:tc>
           <w:tcPr>
@@ -6041,12 +6025,6 @@
             <w:insideH w:val="none" w:color="auto" w:sz="0" w:space="0"/>
             <w:insideV w:val="none" w:color="auto" w:sz="0" w:space="0"/>
           </w:tblBorders>
-          <w:tblCellMar>
-            <w:top w:w="0" w:type="dxa"/>
-            <w:left w:w="108" w:type="dxa"/>
-            <w:bottom w:w="0" w:type="dxa"/>
-            <w:right w:w="108" w:type="dxa"/>
-          </w:tblCellMar>
         </w:tblPrEx>
         <w:tc>
           <w:tcPr>
@@ -6204,7 +6182,7 @@
           <w:rFonts w:hint="default"/>
         </w:rPr>
       </w:pPr>
-      <w:bookmarkStart w:id="2" w:name="_Toc28137"/>
+      <w:bookmarkStart w:id="2" w:name="_Toc24873"/>
       <w:r>
         <w:rPr>
           <w:rFonts w:hint="default"/>
@@ -8016,7 +7994,7 @@
           <w:rFonts w:hint="default"/>
         </w:rPr>
       </w:pPr>
-      <w:bookmarkStart w:id="3" w:name="_Toc11668"/>
+      <w:bookmarkStart w:id="3" w:name="_Toc22213"/>
       <w:r>
         <w:rPr>
           <w:rFonts w:hint="default"/>
@@ -8607,12 +8585,6 @@
             <w:insideH w:val="none" w:color="auto" w:sz="0" w:space="0"/>
             <w:insideV w:val="none" w:color="auto" w:sz="0" w:space="0"/>
           </w:tblBorders>
-          <w:tblCellMar>
-            <w:top w:w="0" w:type="dxa"/>
-            <w:left w:w="108" w:type="dxa"/>
-            <w:bottom w:w="0" w:type="dxa"/>
-            <w:right w:w="108" w:type="dxa"/>
-          </w:tblCellMar>
         </w:tblPrEx>
         <w:tc>
           <w:tcPr>
@@ -9373,7 +9345,7 @@
           <w:rFonts w:hint="default"/>
         </w:rPr>
       </w:pPr>
-      <w:bookmarkStart w:id="4" w:name="_Toc31298"/>
+      <w:bookmarkStart w:id="4" w:name="_Toc12503"/>
       <w:r>
         <w:rPr>
           <w:rFonts w:hint="default"/>
@@ -10873,7 +10845,7 @@
           <w:rFonts w:hint="default"/>
         </w:rPr>
       </w:pPr>
-      <w:bookmarkStart w:id="5" w:name="_Toc13268"/>
+      <w:bookmarkStart w:id="5" w:name="_Toc18590"/>
       <w:r>
         <w:rPr>
           <w:rFonts w:hint="default"/>
@@ -12676,6 +12648,12 @@
             <w:insideH w:val="none" w:color="auto" w:sz="0" w:space="0"/>
             <w:insideV w:val="none" w:color="auto" w:sz="0" w:space="0"/>
           </w:tblBorders>
+          <w:tblCellMar>
+            <w:top w:w="0" w:type="dxa"/>
+            <w:left w:w="108" w:type="dxa"/>
+            <w:bottom w:w="0" w:type="dxa"/>
+            <w:right w:w="108" w:type="dxa"/>
+          </w:tblCellMar>
         </w:tblPrEx>
         <w:tc>
           <w:tcPr>
@@ -13401,12 +13379,6 @@
             <w:insideH w:val="none" w:color="auto" w:sz="0" w:space="0"/>
             <w:insideV w:val="none" w:color="auto" w:sz="0" w:space="0"/>
           </w:tblBorders>
-          <w:tblCellMar>
-            <w:top w:w="0" w:type="dxa"/>
-            <w:left w:w="108" w:type="dxa"/>
-            <w:bottom w:w="0" w:type="dxa"/>
-            <w:right w:w="108" w:type="dxa"/>
-          </w:tblCellMar>
         </w:tblPrEx>
         <w:tc>
           <w:tcPr>
@@ -14382,7 +14354,7 @@
           <w:rFonts w:hint="default"/>
         </w:rPr>
       </w:pPr>
-      <w:bookmarkStart w:id="6" w:name="_Toc8247"/>
+      <w:bookmarkStart w:id="6" w:name="_Toc19264"/>
       <w:r>
         <w:rPr>
           <w:rFonts w:hint="default"/>
@@ -15972,12 +15944,6 @@
             <w:insideH w:val="none" w:color="auto" w:sz="0" w:space="0"/>
             <w:insideV w:val="none" w:color="auto" w:sz="0" w:space="0"/>
           </w:tblBorders>
-          <w:tblCellMar>
-            <w:top w:w="0" w:type="dxa"/>
-            <w:left w:w="108" w:type="dxa"/>
-            <w:bottom w:w="0" w:type="dxa"/>
-            <w:right w:w="108" w:type="dxa"/>
-          </w:tblCellMar>
         </w:tblPrEx>
         <w:tc>
           <w:tcPr>
@@ -17219,12 +17185,6 @@
             <w:insideH w:val="none" w:color="auto" w:sz="0" w:space="0"/>
             <w:insideV w:val="none" w:color="auto" w:sz="0" w:space="0"/>
           </w:tblBorders>
-          <w:tblCellMar>
-            <w:top w:w="0" w:type="dxa"/>
-            <w:left w:w="108" w:type="dxa"/>
-            <w:bottom w:w="0" w:type="dxa"/>
-            <w:right w:w="108" w:type="dxa"/>
-          </w:tblCellMar>
         </w:tblPrEx>
         <w:tc>
           <w:tcPr>
@@ -17499,7 +17459,7 @@
           <w:rFonts w:hint="default"/>
         </w:rPr>
       </w:pPr>
-      <w:bookmarkStart w:id="7" w:name="_Toc26615"/>
+      <w:bookmarkStart w:id="7" w:name="_Toc29099"/>
       <w:r>
         <w:rPr>
           <w:rFonts w:hint="default"/>
@@ -19422,7 +19382,7 @@
           <w:rFonts w:hint="default"/>
         </w:rPr>
       </w:pPr>
-      <w:bookmarkStart w:id="8" w:name="_Toc8562"/>
+      <w:bookmarkStart w:id="8" w:name="_Toc3818"/>
       <w:r>
         <w:rPr>
           <w:rFonts w:hint="default"/>
@@ -22244,7 +22204,7 @@
         </w:rPr>
         <w:br w:type="page"/>
       </w:r>
-      <w:bookmarkStart w:id="9" w:name="_Toc23679"/>
+      <w:bookmarkStart w:id="9" w:name="_Toc29534"/>
       <w:r>
         <w:rPr>
           <w:rFonts w:hint="default"/>
@@ -26084,7 +26044,7 @@
           <w:lang w:val="en-US"/>
         </w:rPr>
       </w:pPr>
-      <w:bookmarkStart w:id="10" w:name="_Toc26567"/>
+      <w:bookmarkStart w:id="10" w:name="_Toc2143"/>
       <w:r>
         <w:rPr>
           <w:rFonts w:hint="default"/>
@@ -26930,12 +26890,6 @@
             <w:insideH w:val="none" w:color="auto" w:sz="0" w:space="0"/>
             <w:insideV w:val="none" w:color="auto" w:sz="0" w:space="0"/>
           </w:tblBorders>
-          <w:tblCellMar>
-            <w:top w:w="0" w:type="dxa"/>
-            <w:left w:w="108" w:type="dxa"/>
-            <w:bottom w:w="0" w:type="dxa"/>
-            <w:right w:w="108" w:type="dxa"/>
-          </w:tblCellMar>
         </w:tblPrEx>
         <w:tc>
           <w:tcPr>
@@ -28306,12 +28260,6 @@
             <w:insideH w:val="none" w:color="auto" w:sz="0" w:space="0"/>
             <w:insideV w:val="none" w:color="auto" w:sz="0" w:space="0"/>
           </w:tblBorders>
-          <w:tblCellMar>
-            <w:top w:w="0" w:type="dxa"/>
-            <w:left w:w="108" w:type="dxa"/>
-            <w:bottom w:w="0" w:type="dxa"/>
-            <w:right w:w="108" w:type="dxa"/>
-          </w:tblCellMar>
         </w:tblPrEx>
         <w:tc>
           <w:tcPr>
@@ -29682,12 +29630,6 @@
             <w:insideH w:val="none" w:color="auto" w:sz="0" w:space="0"/>
             <w:insideV w:val="none" w:color="auto" w:sz="0" w:space="0"/>
           </w:tblBorders>
-          <w:tblCellMar>
-            <w:top w:w="0" w:type="dxa"/>
-            <w:left w:w="108" w:type="dxa"/>
-            <w:bottom w:w="0" w:type="dxa"/>
-            <w:right w:w="108" w:type="dxa"/>
-          </w:tblCellMar>
         </w:tblPrEx>
         <w:tc>
           <w:tcPr>
@@ -32809,12 +32751,6 @@
             <w:insideH w:val="none" w:color="auto" w:sz="0" w:space="0"/>
             <w:insideV w:val="none" w:color="auto" w:sz="0" w:space="0"/>
           </w:tblBorders>
-          <w:tblCellMar>
-            <w:top w:w="0" w:type="dxa"/>
-            <w:left w:w="108" w:type="dxa"/>
-            <w:bottom w:w="0" w:type="dxa"/>
-            <w:right w:w="108" w:type="dxa"/>
-          </w:tblCellMar>
         </w:tblPrEx>
         <w:tc>
           <w:tcPr>
@@ -33414,7 +33350,7 @@
         </w:rPr>
         <w:br w:type="page"/>
       </w:r>
-      <w:bookmarkStart w:id="11" w:name="_Toc30672"/>
+      <w:bookmarkStart w:id="11" w:name="_Toc23924"/>
       <w:r>
         <w:rPr>
           <w:rFonts w:hint="default"/>
@@ -36102,7 +36038,7 @@
         </w:rPr>
         <w:br w:type="page"/>
       </w:r>
-      <w:bookmarkStart w:id="12" w:name="_Toc15495"/>
+      <w:bookmarkStart w:id="12" w:name="_Toc20569"/>
       <w:r>
         <w:rPr>
           <w:rFonts w:hint="default"/>
@@ -36307,7 +36243,7 @@
           <w:lang w:val="en-US"/>
         </w:rPr>
       </w:pPr>
-      <w:bookmarkStart w:id="13" w:name="_Toc12447"/>
+      <w:bookmarkStart w:id="13" w:name="_Toc21995"/>
       <w:r>
         <w:rPr>
           <w:rFonts w:hint="default"/>
@@ -37137,12 +37073,6 @@
             <w:insideH w:val="none" w:color="auto" w:sz="0" w:space="0"/>
             <w:insideV w:val="none" w:color="auto" w:sz="0" w:space="0"/>
           </w:tblBorders>
-          <w:tblCellMar>
-            <w:top w:w="0" w:type="dxa"/>
-            <w:left w:w="108" w:type="dxa"/>
-            <w:bottom w:w="0" w:type="dxa"/>
-            <w:right w:w="108" w:type="dxa"/>
-          </w:tblCellMar>
         </w:tblPrEx>
         <w:tc>
           <w:tcPr>
@@ -37889,12 +37819,6 @@
             <w:insideH w:val="none" w:color="auto" w:sz="0" w:space="0"/>
             <w:insideV w:val="none" w:color="auto" w:sz="0" w:space="0"/>
           </w:tblBorders>
-          <w:tblCellMar>
-            <w:top w:w="0" w:type="dxa"/>
-            <w:left w:w="108" w:type="dxa"/>
-            <w:bottom w:w="0" w:type="dxa"/>
-            <w:right w:w="108" w:type="dxa"/>
-          </w:tblCellMar>
         </w:tblPrEx>
         <w:tc>
           <w:tcPr>
@@ -38391,12 +38315,6 @@
             <w:insideH w:val="none" w:color="auto" w:sz="0" w:space="0"/>
             <w:insideV w:val="none" w:color="auto" w:sz="0" w:space="0"/>
           </w:tblBorders>
-          <w:tblCellMar>
-            <w:top w:w="0" w:type="dxa"/>
-            <w:left w:w="108" w:type="dxa"/>
-            <w:bottom w:w="0" w:type="dxa"/>
-            <w:right w:w="108" w:type="dxa"/>
-          </w:tblCellMar>
         </w:tblPrEx>
         <w:tc>
           <w:tcPr>
@@ -42185,7 +42103,7 @@
           <w:lang w:val="en-US" w:eastAsia="zh-CN"/>
         </w:rPr>
       </w:pPr>
-      <w:bookmarkStart w:id="14" w:name="_Toc27532"/>
+      <w:bookmarkStart w:id="14" w:name="_Toc19559"/>
       <w:r>
         <w:rPr>
           <w:rFonts w:hint="default"/>
@@ -43012,7 +42930,7 @@
           <w:lang w:val="ru-RU" w:eastAsia="zh-CN"/>
         </w:rPr>
       </w:pPr>
-      <w:bookmarkStart w:id="15" w:name="_Toc7003"/>
+      <w:bookmarkStart w:id="15" w:name="_Toc11664"/>
       <w:r>
         <w:rPr>
           <w:rFonts w:hint="default"/>
@@ -43282,7 +43200,7 @@
           <w:lang w:val="ru-RU" w:eastAsia="zh-CN"/>
         </w:rPr>
       </w:pPr>
-      <w:bookmarkStart w:id="16" w:name="_Toc14240"/>
+      <w:bookmarkStart w:id="16" w:name="_Toc28074"/>
       <w:r>
         <w:rPr>
           <w:rFonts w:hint="default"/>
@@ -44755,12 +44673,6 @@
             <w:insideH w:val="none" w:color="auto" w:sz="0" w:space="0"/>
             <w:insideV w:val="none" w:color="auto" w:sz="0" w:space="0"/>
           </w:tblBorders>
-          <w:tblCellMar>
-            <w:top w:w="0" w:type="dxa"/>
-            <w:left w:w="108" w:type="dxa"/>
-            <w:bottom w:w="0" w:type="dxa"/>
-            <w:right w:w="108" w:type="dxa"/>
-          </w:tblCellMar>
         </w:tblPrEx>
         <w:tc>
           <w:tcPr>
@@ -45776,12 +45688,6 @@
             <w:insideH w:val="none" w:color="auto" w:sz="0" w:space="0"/>
             <w:insideV w:val="none" w:color="auto" w:sz="0" w:space="0"/>
           </w:tblBorders>
-          <w:tblCellMar>
-            <w:top w:w="0" w:type="dxa"/>
-            <w:left w:w="108" w:type="dxa"/>
-            <w:bottom w:w="0" w:type="dxa"/>
-            <w:right w:w="108" w:type="dxa"/>
-          </w:tblCellMar>
         </w:tblPrEx>
         <w:tc>
           <w:tcPr>
@@ -46082,12 +45988,6 @@
             <w:insideH w:val="none" w:color="auto" w:sz="0" w:space="0"/>
             <w:insideV w:val="none" w:color="auto" w:sz="0" w:space="0"/>
           </w:tblBorders>
-          <w:tblCellMar>
-            <w:top w:w="0" w:type="dxa"/>
-            <w:left w:w="108" w:type="dxa"/>
-            <w:bottom w:w="0" w:type="dxa"/>
-            <w:right w:w="108" w:type="dxa"/>
-          </w:tblCellMar>
         </w:tblPrEx>
         <w:tc>
           <w:tcPr>
@@ -46422,7 +46322,7 @@
           <w:lang w:val="ru-RU" w:eastAsia="zh-CN"/>
         </w:rPr>
       </w:pPr>
-      <w:bookmarkStart w:id="17" w:name="_Toc14186"/>
+      <w:bookmarkStart w:id="17" w:name="_Toc11847"/>
       <w:r>
         <w:rPr>
           <w:rFonts w:hint="default"/>
@@ -46654,12 +46554,6 @@
             <w:insideH w:val="none" w:color="auto" w:sz="0" w:space="0"/>
             <w:insideV w:val="none" w:color="auto" w:sz="0" w:space="0"/>
           </w:tblBorders>
-          <w:tblCellMar>
-            <w:top w:w="0" w:type="dxa"/>
-            <w:left w:w="108" w:type="dxa"/>
-            <w:bottom w:w="0" w:type="dxa"/>
-            <w:right w:w="108" w:type="dxa"/>
-          </w:tblCellMar>
         </w:tblPrEx>
         <w:tc>
           <w:tcPr>
@@ -47238,7 +47132,7 @@
           <w:lang w:val="ru-RU" w:eastAsia="zh-CN"/>
         </w:rPr>
       </w:pPr>
-      <w:bookmarkStart w:id="18" w:name="_Toc29486"/>
+      <w:bookmarkStart w:id="18" w:name="_Toc9889"/>
       <w:r>
         <w:rPr>
           <w:rFonts w:hint="default"/>
@@ -47604,6 +47498,14 @@
       </w:tblGrid>
       <w:tr>
         <w:tblPrEx>
+          <w:tblBorders>
+            <w:top w:val="none" w:color="auto" w:sz="0" w:space="0"/>
+            <w:left w:val="none" w:color="auto" w:sz="0" w:space="0"/>
+            <w:bottom w:val="none" w:color="auto" w:sz="0" w:space="0"/>
+            <w:right w:val="none" w:color="auto" w:sz="0" w:space="0"/>
+            <w:insideH w:val="none" w:color="auto" w:sz="0" w:space="0"/>
+            <w:insideV w:val="none" w:color="auto" w:sz="0" w:space="0"/>
+          </w:tblBorders>
           <w:tblCellMar>
             <w:top w:w="0" w:type="dxa"/>
             <w:left w:w="108" w:type="dxa"/>
@@ -49913,6 +49815,12 @@
             <w:insideH w:val="none" w:color="auto" w:sz="0" w:space="0"/>
             <w:insideV w:val="none" w:color="auto" w:sz="0" w:space="0"/>
           </w:tblBorders>
+          <w:tblCellMar>
+            <w:top w:w="0" w:type="dxa"/>
+            <w:left w:w="108" w:type="dxa"/>
+            <w:bottom w:w="0" w:type="dxa"/>
+            <w:right w:w="108" w:type="dxa"/>
+          </w:tblCellMar>
         </w:tblPrEx>
         <w:tc>
           <w:tcPr>
@@ -50589,12 +50497,6 @@
             <w:insideH w:val="none" w:color="auto" w:sz="0" w:space="0"/>
             <w:insideV w:val="none" w:color="auto" w:sz="0" w:space="0"/>
           </w:tblBorders>
-          <w:tblCellMar>
-            <w:top w:w="0" w:type="dxa"/>
-            <w:left w:w="108" w:type="dxa"/>
-            <w:bottom w:w="0" w:type="dxa"/>
-            <w:right w:w="108" w:type="dxa"/>
-          </w:tblCellMar>
         </w:tblPrEx>
         <w:tc>
           <w:tcPr>
@@ -50903,8 +50805,6 @@
           <w:lang w:val="en-US"/>
         </w:rPr>
       </w:pPr>
-      <w:bookmarkStart w:id="19" w:name="_GoBack"/>
-      <w:bookmarkEnd w:id="19"/>
     </w:p>
     <w:sectPr>
       <w:footerReference r:id="rId7" w:type="default"/>
